--- a/Evidencias del Proyecto/Plan_Costos_Final_Inclushop.docx
+++ b/Evidencias del Proyecto/Plan_Costos_Final_Inclushop.docx
@@ -1,184 +1,135 @@
 
 <file path=word/document.xml><?xml version="1.0" encoding="utf-8"?>
-<w:document xmlns:wpc="http://schemas.microsoft.com/office/word/2010/wordprocessingCanvas" xmlns:cx="http://schemas.microsoft.com/office/drawing/2014/chartex" xmlns:cx1="http://schemas.microsoft.com/office/drawing/2015/9/8/chartex" xmlns:cx2="http://schemas.microsoft.com/office/drawing/2015/10/21/chartex" xmlns:cx3="http://schemas.microsoft.com/office/drawing/2016/5/9/chartex" xmlns:cx4="http://schemas.microsoft.com/office/drawing/2016/5/10/chartex" xmlns:cx5="http://schemas.microsoft.com/office/drawing/2016/5/11/chartex" xmlns:cx6="http://schemas.microsoft.com/office/drawing/2016/5/12/chartex" xmlns:cx7="http://schemas.microsoft.com/office/drawing/2016/5/13/chartex" xmlns:cx8="http://schemas.microsoft.com/office/drawing/2016/5/14/chartex" xmlns:mc="http://schemas.openxmlformats.org/markup-compatibility/2006" xmlns:aink="http://schemas.microsoft.com/office/drawing/2016/ink" xmlns:am3d="http://schemas.microsoft.com/office/drawing/2017/model3d" xmlns:o="urn:schemas-microsoft-com:office:office" xmlns:oel="http://schemas.microsoft.com/office/2019/extlst" xmlns:r="http://schemas.openxmlformats.org/officeDocument/2006/relationships" xmlns:m="http://schemas.openxmlformats.org/officeDocument/2006/math" xmlns:v="urn:schemas-microsoft-com:vml" xmlns:wp14="http://schemas.microsoft.com/office/word/2010/wordprocessingDrawing" xmlns:wp="http://schemas.openxmlformats.org/drawingml/2006/wordprocessingDrawing" xmlns:w10="urn:schemas-microsoft-com:office:word" xmlns:w="http://schemas.openxmlformats.org/wordprocessingml/2006/main" xmlns:w14="http://schemas.microsoft.com/office/word/2010/wordml" xmlns:w15="http://schemas.microsoft.com/office/word/2012/wordml" xmlns:w16cex="http://schemas.microsoft.com/office/word/2018/wordml/cex" xmlns:w16cid="http://schemas.microsoft.com/office/word/2016/wordml/cid" xmlns:w16="http://schemas.microsoft.com/office/word/2018/wordml" xmlns:w16sdtdh="http://schemas.microsoft.com/office/word/2020/wordml/sdtdatahash" xmlns:w16se="http://schemas.microsoft.com/office/word/2015/wordml/symex" xmlns:wpg="http://schemas.microsoft.com/office/word/2010/wordprocessingGroup" xmlns:wpi="http://schemas.microsoft.com/office/word/2010/wordprocessingInk" xmlns:wne="http://schemas.microsoft.com/office/word/2006/wordml" xmlns:wps="http://schemas.microsoft.com/office/word/2010/wordprocessingShape" mc:Ignorable="w14 w15 w16se w16cid w16 w16cex w16sdtdh wp14">
+<w:document xmlns:wpc="http://schemas.microsoft.com/office/word/2010/wordprocessingCanvas" xmlns:cx="http://schemas.microsoft.com/office/drawing/2014/chartex" xmlns:cx1="http://schemas.microsoft.com/office/drawing/2015/9/8/chartex" xmlns:cx2="http://schemas.microsoft.com/office/drawing/2015/10/21/chartex" xmlns:cx3="http://schemas.microsoft.com/office/drawing/2016/5/9/chartex" xmlns:cx4="http://schemas.microsoft.com/office/drawing/2016/5/10/chartex" xmlns:cx5="http://schemas.microsoft.com/office/drawing/2016/5/11/chartex" xmlns:cx6="http://schemas.microsoft.com/office/drawing/2016/5/12/chartex" xmlns:cx7="http://schemas.microsoft.com/office/drawing/2016/5/13/chartex" xmlns:cx8="http://schemas.microsoft.com/office/drawing/2016/5/14/chartex" xmlns:mc="http://schemas.openxmlformats.org/markup-compatibility/2006" xmlns:aink="http://schemas.microsoft.com/office/drawing/2016/ink" xmlns:am3d="http://schemas.microsoft.com/office/drawing/2017/model3d" xmlns:o="urn:schemas-microsoft-com:office:office" xmlns:r="http://schemas.openxmlformats.org/officeDocument/2006/relationships" xmlns:m="http://schemas.openxmlformats.org/officeDocument/2006/math" xmlns:v="urn:schemas-microsoft-com:vml" xmlns:wp14="http://schemas.microsoft.com/office/word/2010/wordprocessingDrawing" xmlns:wp="http://schemas.openxmlformats.org/drawingml/2006/wordprocessingDrawing" xmlns:w10="urn:schemas-microsoft-com:office:word" xmlns:w="http://schemas.openxmlformats.org/wordprocessingml/2006/main" xmlns:w14="http://schemas.microsoft.com/office/word/2010/wordml" xmlns:w15="http://schemas.microsoft.com/office/word/2012/wordml" xmlns:w16cex="http://schemas.microsoft.com/office/word/2018/wordml/cex" xmlns:w16cid="http://schemas.microsoft.com/office/word/2016/wordml/cid" xmlns:w16="http://schemas.microsoft.com/office/word/2018/wordml" xmlns:w16sdtdh="http://schemas.microsoft.com/office/word/2020/wordml/sdtdatahash" xmlns:w16se="http://schemas.microsoft.com/office/word/2015/wordml/symex" xmlns:wpg="http://schemas.microsoft.com/office/word/2010/wordprocessingGroup" xmlns:wpi="http://schemas.microsoft.com/office/word/2010/wordprocessingInk" xmlns:wne="http://schemas.microsoft.com/office/word/2006/wordml" xmlns:wps="http://schemas.microsoft.com/office/word/2010/wordprocessingShape" mc:Ignorable="w14 w15 w16se w16cid w16 w16cex w16sdtdh wp14">
   <w:body>
     <w:p>
       <w:pPr>
         <w:jc w:val="center"/>
+        <w:rPr>
+          <w:sz w:val="40"/>
+          <w:szCs w:val="40"/>
+        </w:rPr>
       </w:pPr>
       <w:r>
         <w:br/>
       </w:r>
       <w:r>
-        <w:br/>
-      </w:r>
-      <w:r>
-        <w:br/>
-      </w:r>
-      <w:r>
-        <w:br/>
-      </w:r>
-      <w:r>
-        <w:br/>
-      </w:r>
-      <w:r>
-        <w:br/>
-      </w:r>
-      <w:r>
-        <w:br/>
-      </w:r>
-      <w:r>
-        <w:br/>
-      </w:r>
-      <w:r>
-        <w:br/>
-      </w:r>
-      <w:r>
-        <w:br/>
-      </w:r>
-      <w:r>
-        <w:br/>
-      </w:r>
-      <w:r>
-        <w:br/>
-      </w:r>
-      <w:r>
-        <w:br/>
-      </w:r>
-      <w:r>
-        <w:br/>
-      </w:r>
-      <w:r>
-        <w:br/>
-      </w:r>
-      <w:r>
-        <w:br/>
-      </w:r>
-      <w:r>
-        <w:br/>
-      </w:r>
-      <w:r>
-        <w:br/>
-      </w:r>
-      <w:r>
-        <w:br/>
-      </w:r>
-      <w:r>
-        <w:br/>
-      </w:r>
-      <w:r>
         <w:rPr>
           <w:noProof/>
         </w:rPr>
         <w:drawing>
-          <wp:anchor distT="0" distB="0" distL="114300" distR="114300" simplePos="0" relativeHeight="251658240" behindDoc="0" locked="0" layoutInCell="1" hidden="0" allowOverlap="1" wp14:anchorId="2BBEF5A4" wp14:editId="57E24ECC">
-            <wp:simplePos x="0" y="0"/>
-            <wp:positionH relativeFrom="column">
-              <wp:posOffset>824576</wp:posOffset>
-            </wp:positionH>
-            <wp:positionV relativeFrom="paragraph">
-              <wp:posOffset>658495</wp:posOffset>
-            </wp:positionV>
-            <wp:extent cx="3850887" cy="3408218"/>
-            <wp:effectExtent l="0" t="0" r="0" b="0"/>
-            <wp:wrapNone/>
-            <wp:docPr id="4" name="image1.png" descr="Logotipo&#10;&#10;Descripción generada automáticamente"/>
-            <wp:cNvGraphicFramePr/>
+          <wp:inline distT="0" distB="0" distL="0" distR="0" wp14:anchorId="347D683C" wp14:editId="0B11E99F">
+            <wp:extent cx="5612130" cy="3063240"/>
+            <wp:effectExtent l="0" t="0" r="7620" b="3810"/>
+            <wp:docPr id="1" name="Imagen 1"/>
+            <wp:cNvGraphicFramePr>
+              <a:graphicFrameLocks xmlns:a="http://schemas.openxmlformats.org/drawingml/2006/main" noChangeAspect="1"/>
+            </wp:cNvGraphicFramePr>
             <a:graphic xmlns:a="http://schemas.openxmlformats.org/drawingml/2006/main">
               <a:graphicData uri="http://schemas.openxmlformats.org/drawingml/2006/picture">
                 <pic:pic xmlns:pic="http://schemas.openxmlformats.org/drawingml/2006/picture">
                   <pic:nvPicPr>
-                    <pic:cNvPr id="0" name="image1.png" descr="Logotipo&#10;&#10;Descripción generada automáticamente"/>
-                    <pic:cNvPicPr preferRelativeResize="0"/>
+                    <pic:cNvPr id="0" name="Picture 1"/>
+                    <pic:cNvPicPr>
+                      <a:picLocks noChangeAspect="1" noChangeArrowheads="1"/>
+                    </pic:cNvPicPr>
                   </pic:nvPicPr>
                   <pic:blipFill>
-                    <a:blip r:embed="rId7"/>
-                    <a:srcRect l="18135" t="4911" r="22565" b="19568"/>
+                    <a:blip r:embed="rId7">
+                      <a:extLst>
+                        <a:ext uri="{28A0092B-C50C-407E-A947-70E740481C1C}">
+                          <a14:useLocalDpi xmlns:a14="http://schemas.microsoft.com/office/drawing/2010/main" val="0"/>
+                        </a:ext>
+                      </a:extLst>
+                    </a:blip>
+                    <a:srcRect/>
                     <a:stretch>
                       <a:fillRect/>
                     </a:stretch>
                   </pic:blipFill>
-                  <pic:spPr>
+                  <pic:spPr bwMode="auto">
                     <a:xfrm>
                       <a:off x="0" y="0"/>
-                      <a:ext cx="3850887" cy="3408218"/>
+                      <a:ext cx="5612130" cy="3063240"/>
                     </a:xfrm>
                     <a:prstGeom prst="rect">
                       <a:avLst/>
                     </a:prstGeom>
-                    <a:ln/>
+                    <a:noFill/>
+                    <a:ln>
+                      <a:noFill/>
+                    </a:ln>
                   </pic:spPr>
                 </pic:pic>
               </a:graphicData>
             </a:graphic>
-          </wp:anchor>
+          </wp:inline>
         </w:drawing>
+      </w:r>
+      <w:r>
+        <w:br/>
+      </w:r>
+      <w:r>
+        <w:br/>
+      </w:r>
+      <w:r>
+        <w:rPr>
+          <w:sz w:val="40"/>
+          <w:szCs w:val="40"/>
+        </w:rPr>
+        <w:t>Plan de Costos</w:t>
       </w:r>
     </w:p>
     <w:p>
       <w:pPr>
         <w:jc w:val="center"/>
+      </w:pPr>
+      <w:r>
         <w:rPr>
           <w:sz w:val="40"/>
           <w:szCs w:val="40"/>
         </w:rPr>
-      </w:pPr>
-      <w:r>
-        <w:rPr>
-          <w:sz w:val="40"/>
-          <w:szCs w:val="40"/>
-        </w:rPr>
-        <w:br/>
-      </w:r>
-      <w:r>
-        <w:rPr>
-          <w:sz w:val="40"/>
-          <w:szCs w:val="40"/>
-        </w:rPr>
-        <w:br/>
-        <w:t>Plan de Costos</w:t>
+        <w:t>IncluShop</w:t>
       </w:r>
     </w:p>
     <w:p>
       <w:pPr>
         <w:jc w:val="center"/>
         <w:rPr>
+          <w:sz w:val="32"/>
+          <w:szCs w:val="32"/>
+        </w:rPr>
+      </w:pPr>
+      <w:r>
+        <w:rPr>
           <w:b/>
           <w:sz w:val="32"/>
           <w:szCs w:val="32"/>
         </w:rPr>
-      </w:pPr>
-      <w:r>
-        <w:rPr>
-          <w:b/>
+        <w:t>Integrantes:</w:t>
+      </w:r>
+      <w:r>
+        <w:rPr>
           <w:sz w:val="32"/>
           <w:szCs w:val="32"/>
         </w:rPr>
-        <w:t>Restaurant Siglo XXI</w:t>
+        <w:t xml:space="preserve"> </w:t>
       </w:r>
     </w:p>
     <w:p>
       <w:pPr>
         <w:jc w:val="center"/>
         <w:rPr>
-          <w:sz w:val="32"/>
-          <w:szCs w:val="32"/>
+          <w:sz w:val="24"/>
+          <w:szCs w:val="24"/>
         </w:rPr>
       </w:pPr>
       <w:r>
         <w:rPr>
-          <w:b/>
-          <w:sz w:val="32"/>
-          <w:szCs w:val="32"/>
-        </w:rPr>
-        <w:t>Integrantes:</w:t>
-      </w:r>
-      <w:r>
-        <w:rPr>
-          <w:sz w:val="32"/>
-          <w:szCs w:val="32"/>
-        </w:rPr>
-        <w:t xml:space="preserve"> </w:t>
+          <w:sz w:val="24"/>
+          <w:szCs w:val="24"/>
+        </w:rPr>
+        <w:t>Benjamín Bravo</w:t>
       </w:r>
     </w:p>
     <w:p>
@@ -194,7 +145,7 @@
           <w:sz w:val="24"/>
           <w:szCs w:val="24"/>
         </w:rPr>
-        <w:t>SOFIA PINCHEIRA</w:t>
+        <w:t>Benjamín Vargas</w:t>
       </w:r>
     </w:p>
     <w:p>
@@ -210,40 +161,60 @@
           <w:sz w:val="24"/>
           <w:szCs w:val="24"/>
         </w:rPr>
-        <w:t>SCARLET ANTIHUEN</w:t>
+        <w:t>Felipe Muños</w:t>
       </w:r>
     </w:p>
     <w:p>
       <w:pPr>
         <w:jc w:val="center"/>
         <w:rPr>
-          <w:sz w:val="24"/>
-          <w:szCs w:val="24"/>
+          <w:rFonts w:ascii="Calibri" w:eastAsia="Calibri" w:hAnsi="Calibri" w:cs="Calibri"/>
         </w:rPr>
       </w:pPr>
       <w:r>
         <w:rPr>
-          <w:sz w:val="24"/>
-          <w:szCs w:val="24"/>
-        </w:rPr>
-        <w:t>JULIO JIMENEZ</w:t>
+          <w:rFonts w:ascii="Calibri" w:eastAsia="Calibri" w:hAnsi="Calibri" w:cs="Calibri"/>
+        </w:rPr>
+        <w:t>Fecha:</w:t>
+      </w:r>
+      <w:r>
+        <w:rPr>
+          <w:rFonts w:ascii="Calibri" w:eastAsia="Calibri" w:hAnsi="Calibri" w:cs="Calibri"/>
+        </w:rPr>
+        <w:t xml:space="preserve"> 23</w:t>
+      </w:r>
+      <w:r>
+        <w:rPr>
+          <w:rFonts w:ascii="Calibri" w:eastAsia="Calibri" w:hAnsi="Calibri" w:cs="Calibri"/>
+        </w:rPr>
+        <w:t>/</w:t>
+      </w:r>
+      <w:r>
+        <w:rPr>
+          <w:rFonts w:ascii="Calibri" w:eastAsia="Calibri" w:hAnsi="Calibri" w:cs="Calibri"/>
+        </w:rPr>
+        <w:t>11</w:t>
+      </w:r>
+      <w:r>
+        <w:rPr>
+          <w:rFonts w:ascii="Calibri" w:eastAsia="Calibri" w:hAnsi="Calibri" w:cs="Calibri"/>
+        </w:rPr>
+        <w:t>/202</w:t>
+      </w:r>
+      <w:r>
+        <w:rPr>
+          <w:rFonts w:ascii="Calibri" w:eastAsia="Calibri" w:hAnsi="Calibri" w:cs="Calibri"/>
+        </w:rPr>
+        <w:t>5</w:t>
       </w:r>
     </w:p>
     <w:p>
       <w:pPr>
         <w:jc w:val="center"/>
         <w:rPr>
-          <w:sz w:val="24"/>
-          <w:szCs w:val="24"/>
+          <w:rFonts w:ascii="Calibri" w:eastAsia="Calibri" w:hAnsi="Calibri" w:cs="Calibri"/>
         </w:rPr>
       </w:pPr>
-      <w:r>
-        <w:rPr>
-          <w:sz w:val="24"/>
-          <w:szCs w:val="24"/>
-        </w:rPr>
-        <w:t>JOAQUÍN ZAMORANO</w:t>
-      </w:r>
     </w:p>
     <w:p>
       <w:pPr>
@@ -253,19 +224,35 @@
         </w:rPr>
       </w:pPr>
       <w:r>
-        <w:rPr>
-          <w:rFonts w:ascii="Calibri" w:eastAsia="Calibri" w:hAnsi="Calibri" w:cs="Calibri"/>
-        </w:rPr>
-        <w:t>Fecha: 29/11/2022</w:t>
-      </w:r>
-    </w:p>
-    <w:p>
-      <w:pPr>
-        <w:jc w:val="center"/>
-        <w:rPr>
-          <w:rFonts w:ascii="Calibri" w:eastAsia="Calibri" w:hAnsi="Calibri" w:cs="Calibri"/>
-        </w:rPr>
-      </w:pPr>
+        <w:br/>
+      </w:r>
+      <w:r>
+        <w:br/>
+      </w:r>
+      <w:r>
+        <w:br/>
+      </w:r>
+      <w:r>
+        <w:br/>
+      </w:r>
+      <w:r>
+        <w:br/>
+      </w:r>
+      <w:r>
+        <w:br/>
+      </w:r>
+      <w:r>
+        <w:br/>
+      </w:r>
+      <w:r>
+        <w:br/>
+      </w:r>
+      <w:r>
+        <w:br/>
+      </w:r>
+      <w:r>
+        <w:br/>
+      </w:r>
     </w:p>
     <w:p>
       <w:pPr>
@@ -322,7 +309,6 @@
           <w:sz w:val="32"/>
           <w:szCs w:val="32"/>
         </w:rPr>
-        <w:lastRenderedPageBreak/>
         <w:t>Tabla de contenido</w:t>
       </w:r>
     </w:p>
@@ -343,6 +329,7 @@
             </w:tabs>
             <w:spacing w:before="80" w:line="240" w:lineRule="auto"/>
             <w:rPr>
+              <w:noProof/>
               <w:color w:val="000000"/>
             </w:rPr>
           </w:pPr>
@@ -358,6 +345,7 @@
           <w:hyperlink w:anchor="_heading=h.gjdgxs">
             <w:r>
               <w:rPr>
+                <w:noProof/>
                 <w:color w:val="000000"/>
               </w:rPr>
               <w:t>Propósito</w:t>
@@ -365,27 +353,44 @@
           </w:hyperlink>
           <w:r>
             <w:rPr>
+              <w:noProof/>
               <w:color w:val="000000"/>
             </w:rPr>
             <w:tab/>
           </w:r>
           <w:r>
+            <w:rPr>
+              <w:noProof/>
+            </w:rPr>
             <w:fldChar w:fldCharType="begin"/>
           </w:r>
           <w:r>
+            <w:rPr>
+              <w:noProof/>
+            </w:rPr>
             <w:instrText xml:space="preserve"> PAGEREF _heading=h.gjdgxs \h </w:instrText>
           </w:r>
           <w:r>
+            <w:rPr>
+              <w:noProof/>
+            </w:rPr>
+          </w:r>
+          <w:r>
+            <w:rPr>
+              <w:noProof/>
+            </w:rPr>
             <w:fldChar w:fldCharType="separate"/>
           </w:r>
           <w:r>
             <w:rPr>
-              <w:b/>
-              <w:color w:val="000000"/>
+              <w:noProof/>
             </w:rPr>
             <w:t>3</w:t>
           </w:r>
           <w:r>
+            <w:rPr>
+              <w:noProof/>
+            </w:rPr>
             <w:fldChar w:fldCharType="end"/>
           </w:r>
         </w:p>
@@ -396,12 +401,14 @@
             </w:tabs>
             <w:spacing w:before="200" w:line="240" w:lineRule="auto"/>
             <w:rPr>
+              <w:noProof/>
               <w:color w:val="000000"/>
             </w:rPr>
           </w:pPr>
           <w:hyperlink w:anchor="_heading=h.30j0zll">
             <w:r>
               <w:rPr>
+                <w:noProof/>
                 <w:color w:val="000000"/>
               </w:rPr>
               <w:t>Ingresos</w:t>
@@ -409,27 +416,44 @@
           </w:hyperlink>
           <w:r>
             <w:rPr>
+              <w:noProof/>
               <w:color w:val="000000"/>
             </w:rPr>
             <w:tab/>
           </w:r>
           <w:r>
+            <w:rPr>
+              <w:noProof/>
+            </w:rPr>
             <w:fldChar w:fldCharType="begin"/>
           </w:r>
           <w:r>
+            <w:rPr>
+              <w:noProof/>
+            </w:rPr>
             <w:instrText xml:space="preserve"> PAGEREF _heading=h.30j0zll \h </w:instrText>
           </w:r>
           <w:r>
+            <w:rPr>
+              <w:noProof/>
+            </w:rPr>
+          </w:r>
+          <w:r>
+            <w:rPr>
+              <w:noProof/>
+            </w:rPr>
             <w:fldChar w:fldCharType="separate"/>
           </w:r>
           <w:r>
             <w:rPr>
-              <w:b/>
-              <w:color w:val="000000"/>
+              <w:noProof/>
             </w:rPr>
             <w:t>3</w:t>
           </w:r>
           <w:r>
+            <w:rPr>
+              <w:noProof/>
+            </w:rPr>
             <w:fldChar w:fldCharType="end"/>
           </w:r>
         </w:p>
@@ -440,12 +464,14 @@
             </w:tabs>
             <w:spacing w:before="200" w:line="240" w:lineRule="auto"/>
             <w:rPr>
+              <w:noProof/>
               <w:color w:val="000000"/>
             </w:rPr>
           </w:pPr>
           <w:hyperlink w:anchor="_heading=h.1fob9te">
             <w:r>
               <w:rPr>
+                <w:noProof/>
                 <w:color w:val="000000"/>
               </w:rPr>
               <w:t>Costos</w:t>
@@ -453,27 +479,44 @@
           </w:hyperlink>
           <w:r>
             <w:rPr>
+              <w:noProof/>
               <w:color w:val="000000"/>
             </w:rPr>
             <w:tab/>
           </w:r>
           <w:r>
+            <w:rPr>
+              <w:noProof/>
+            </w:rPr>
             <w:fldChar w:fldCharType="begin"/>
           </w:r>
           <w:r>
+            <w:rPr>
+              <w:noProof/>
+            </w:rPr>
             <w:instrText xml:space="preserve"> PAGEREF _heading=h.1fob9te \h </w:instrText>
           </w:r>
           <w:r>
+            <w:rPr>
+              <w:noProof/>
+            </w:rPr>
+          </w:r>
+          <w:r>
+            <w:rPr>
+              <w:noProof/>
+            </w:rPr>
             <w:fldChar w:fldCharType="separate"/>
           </w:r>
           <w:r>
             <w:rPr>
-              <w:b/>
-              <w:color w:val="000000"/>
+              <w:noProof/>
             </w:rPr>
             <w:t>3</w:t>
           </w:r>
           <w:r>
+            <w:rPr>
+              <w:noProof/>
+            </w:rPr>
             <w:fldChar w:fldCharType="end"/>
           </w:r>
         </w:p>
@@ -484,12 +527,14 @@
             </w:tabs>
             <w:spacing w:before="200" w:line="240" w:lineRule="auto"/>
             <w:rPr>
+              <w:noProof/>
               <w:color w:val="000000"/>
             </w:rPr>
           </w:pPr>
           <w:hyperlink w:anchor="_heading=h.3znysh7">
             <w:r>
               <w:rPr>
+                <w:noProof/>
                 <w:color w:val="000000"/>
               </w:rPr>
               <w:t>Prestamos</w:t>
@@ -497,27 +542,44 @@
           </w:hyperlink>
           <w:r>
             <w:rPr>
+              <w:noProof/>
               <w:color w:val="000000"/>
             </w:rPr>
             <w:tab/>
           </w:r>
           <w:r>
+            <w:rPr>
+              <w:noProof/>
+            </w:rPr>
             <w:fldChar w:fldCharType="begin"/>
           </w:r>
           <w:r>
+            <w:rPr>
+              <w:noProof/>
+            </w:rPr>
             <w:instrText xml:space="preserve"> PAGEREF _heading=h.3znysh7 \h </w:instrText>
           </w:r>
           <w:r>
+            <w:rPr>
+              <w:noProof/>
+            </w:rPr>
+          </w:r>
+          <w:r>
+            <w:rPr>
+              <w:noProof/>
+            </w:rPr>
             <w:fldChar w:fldCharType="separate"/>
           </w:r>
           <w:r>
             <w:rPr>
-              <w:b/>
-              <w:color w:val="000000"/>
+              <w:noProof/>
             </w:rPr>
             <w:t>4</w:t>
           </w:r>
           <w:r>
+            <w:rPr>
+              <w:noProof/>
+            </w:rPr>
             <w:fldChar w:fldCharType="end"/>
           </w:r>
         </w:p>
@@ -528,12 +590,14 @@
             </w:tabs>
             <w:spacing w:before="200" w:line="240" w:lineRule="auto"/>
             <w:rPr>
+              <w:noProof/>
               <w:color w:val="000000"/>
             </w:rPr>
           </w:pPr>
           <w:hyperlink w:anchor="_heading=h.2et92p0">
             <w:r>
               <w:rPr>
+                <w:noProof/>
                 <w:color w:val="000000"/>
               </w:rPr>
               <w:t>Relación costo-beneficio</w:t>
@@ -541,27 +605,44 @@
           </w:hyperlink>
           <w:r>
             <w:rPr>
+              <w:noProof/>
               <w:color w:val="000000"/>
             </w:rPr>
             <w:tab/>
           </w:r>
           <w:r>
+            <w:rPr>
+              <w:noProof/>
+            </w:rPr>
             <w:fldChar w:fldCharType="begin"/>
           </w:r>
           <w:r>
+            <w:rPr>
+              <w:noProof/>
+            </w:rPr>
             <w:instrText xml:space="preserve"> PAGEREF _heading=h.2et92p0 \h </w:instrText>
           </w:r>
           <w:r>
+            <w:rPr>
+              <w:noProof/>
+            </w:rPr>
+          </w:r>
+          <w:r>
+            <w:rPr>
+              <w:noProof/>
+            </w:rPr>
             <w:fldChar w:fldCharType="separate"/>
           </w:r>
           <w:r>
             <w:rPr>
-              <w:b/>
-              <w:color w:val="000000"/>
+              <w:noProof/>
             </w:rPr>
             <w:t>4</w:t>
           </w:r>
           <w:r>
+            <w:rPr>
+              <w:noProof/>
+            </w:rPr>
             <w:fldChar w:fldCharType="end"/>
           </w:r>
         </w:p>
@@ -578,6 +659,7 @@
           <w:hyperlink w:anchor="_heading=h.tyjcwt">
             <w:r>
               <w:rPr>
+                <w:noProof/>
                 <w:color w:val="000000"/>
               </w:rPr>
               <w:t>Conclusión</w:t>
@@ -585,27 +667,44 @@
           </w:hyperlink>
           <w:r>
             <w:rPr>
+              <w:noProof/>
               <w:color w:val="000000"/>
             </w:rPr>
             <w:tab/>
           </w:r>
           <w:r>
+            <w:rPr>
+              <w:noProof/>
+            </w:rPr>
             <w:fldChar w:fldCharType="begin"/>
           </w:r>
           <w:r>
+            <w:rPr>
+              <w:noProof/>
+            </w:rPr>
             <w:instrText xml:space="preserve"> PAGEREF _heading=h.tyjcwt \h </w:instrText>
           </w:r>
           <w:r>
+            <w:rPr>
+              <w:noProof/>
+            </w:rPr>
+          </w:r>
+          <w:r>
+            <w:rPr>
+              <w:noProof/>
+            </w:rPr>
             <w:fldChar w:fldCharType="separate"/>
           </w:r>
           <w:r>
             <w:rPr>
-              <w:b/>
-              <w:color w:val="000000"/>
+              <w:noProof/>
             </w:rPr>
             <w:t>5</w:t>
           </w:r>
           <w:r>
+            <w:rPr>
+              <w:noProof/>
+            </w:rPr>
             <w:fldChar w:fldCharType="end"/>
           </w:r>
           <w:r>
@@ -651,16 +750,12 @@
           <w:sz w:val="34"/>
           <w:szCs w:val="34"/>
         </w:rPr>
-        <w:lastRenderedPageBreak/>
         <w:t>Propósito</w:t>
       </w:r>
     </w:p>
     <w:p>
       <w:r>
-        <w:t>El propósito de este documento es poder adjuntar todos los costos a lo largo del</w:t>
-      </w:r>
-      <w:r>
-        <w:t xml:space="preserve"> proyecto considerando tanto compras físicas como de personal y detallando estos.</w:t>
+        <w:t>El propósito de este documento es poder adjuntar todos los costos a lo largo del proyecto considerando tanto compras físicas como de personal y detallando estos.</w:t>
       </w:r>
     </w:p>
     <w:p>
@@ -683,31 +778,12 @@
     </w:p>
     <w:p>
       <w:r>
-        <w:t xml:space="preserve">En primera instancia el cliente hará entrega de un abono de $38.000.000 el cual será utilizado para los gastos de </w:t>
-      </w:r>
-      <w:proofErr w:type="gramStart"/>
-      <w:r>
-        <w:t>hosting ,</w:t>
-      </w:r>
-      <w:proofErr w:type="gramEnd"/>
-      <w:r>
-        <w:t xml:space="preserve"> pago de los servicios básicos como luz, a</w:t>
-      </w:r>
-      <w:r>
-        <w:t xml:space="preserve">gua , ya que no se hará uso de oficina. </w:t>
+        <w:t xml:space="preserve">En primera instancia el cliente hará entrega de un abono de $38.000.000 el cual será utilizado para los gastos de hosting , pago de los servicios básicos como luz, agua , ya que no se hará uso de oficina. </w:t>
       </w:r>
     </w:p>
     <w:p>
       <w:r>
-        <w:t xml:space="preserve"> Este está </w:t>
-      </w:r>
-      <w:proofErr w:type="gramStart"/>
-      <w:r>
-        <w:t>contenidos</w:t>
-      </w:r>
-      <w:proofErr w:type="gramEnd"/>
-      <w:r>
-        <w:t xml:space="preserve"> dentro del precio de venta ($108.500.000) </w:t>
+        <w:t xml:space="preserve"> Este está contenidos dentro del precio de venta ($108.500.000) </w:t>
       </w:r>
     </w:p>
     <w:tbl>
@@ -881,68 +957,7 @@
     </w:p>
     <w:p>
       <w:r>
-        <w:t>Los costos generales de nuestro proyecto son en base a las necesidades que este presenta, todo</w:t>
-      </w:r>
-      <w:r>
-        <w:t>s estos valores son referenciales de internet buscando calidad según su precio pero que este no exceda el presupuesto, además estos ya contienen el IVA incluido a excepción del sueldo ya que estos son recursos humanos. El tótem tiene un valor de $2.000.000</w:t>
-      </w:r>
-      <w:r>
-        <w:t xml:space="preserve"> el cual va a ser utilizado para mostrar las mesas a nivel general a la entrada del </w:t>
-      </w:r>
-      <w:proofErr w:type="gramStart"/>
-      <w:r>
-        <w:t>restaurante ,</w:t>
-      </w:r>
-      <w:proofErr w:type="gramEnd"/>
-      <w:r>
-        <w:t xml:space="preserve"> este contiene el estado de mesas y la cantidad de personas que están en este. Las tablets son para uso de los garzones, los cuales son </w:t>
-      </w:r>
-      <w:proofErr w:type="gramStart"/>
-      <w:r>
-        <w:t>4 ,</w:t>
-      </w:r>
-      <w:proofErr w:type="gramEnd"/>
-      <w:r>
-        <w:t xml:space="preserve"> estas tablets estar</w:t>
-      </w:r>
-      <w:r>
-        <w:t>án ubicadas en las 2 zonas del restaurante en estas podrán ver el estado de las mesas , sus características(personas y comida) y en estas les llegara la alerta de cocina cuando el pedido esté listo para ser entregado a la respectiva mesa. El monitor led es</w:t>
-      </w:r>
-      <w:r>
-        <w:t xml:space="preserve"> para el área de </w:t>
-      </w:r>
-      <w:proofErr w:type="gramStart"/>
-      <w:r>
-        <w:t>cocina ,</w:t>
-      </w:r>
-      <w:proofErr w:type="gramEnd"/>
-      <w:r>
-        <w:t xml:space="preserve"> en este el personal de cocina podrá ver el orden de los pedidos juntos con los platos que estos tienen . El internet es un costo por parte del equipo ya que al no haber arriendo de oficina se hará la compra de un plan de internet </w:t>
-      </w:r>
-      <w:r>
-        <w:t xml:space="preserve">por integrante durante los 4 meses.  Los sueldos son de 1.500.000 según las referencias de sueldos en internet y calculando según las horas correspondientes. Los hosting del proyecto son </w:t>
-      </w:r>
-      <w:proofErr w:type="gramStart"/>
-      <w:r>
-        <w:t>dos ,</w:t>
-      </w:r>
-      <w:proofErr w:type="gramEnd"/>
-      <w:r>
-        <w:t xml:space="preserve"> uno para el sistema y otro para la base de datos .El hosting de</w:t>
-      </w:r>
-      <w:r>
-        <w:t xml:space="preserve">l sistema en general será aplicado al final del proyecto para que la pagina cuente con un </w:t>
-      </w:r>
-      <w:proofErr w:type="spellStart"/>
-      <w:r>
-        <w:t>url</w:t>
-      </w:r>
-      <w:proofErr w:type="spellEnd"/>
-      <w:r>
-        <w:t>, por otra parte, el hosting de base de datos será contratado por la duración del proyecto. Además de todo lo mencionado anteriormente se dedicará presupuesto para</w:t>
-      </w:r>
-      <w:r>
-        <w:t xml:space="preserve"> todo el cableado que conlleva instalar el sistema en el restaurante para poder conectar todos los elementos necesarios.</w:t>
+        <w:t>Los costos generales de nuestro proyecto son en base a las necesidades que este presenta, todos estos valores son referenciales de internet buscando calidad según su precio pero que este no exceda el presupuesto, además estos ya contienen el IVA incluido a excepción del sueldo ya que estos son recursos humanos. El tótem tiene un valor de $2.000.000 el cual va a ser utilizado para mostrar las mesas a nivel general a la entrada del restaurante , este contiene el estado de mesas y la cantidad de personas que están en este. Las tablets son para uso de los garzones, los cuales son 4 , estas tablets estarán ubicadas en las 2 zonas del restaurante en estas podrán ver el estado de las mesas , sus características(personas y comida) y en estas les llegara la alerta de cocina cuando el pedido esté listo para ser entregado a la respectiva mesa. El monitor led es para el área de cocina , en este el personal de cocina podrá ver el orden de los pedidos juntos con los platos que estos tienen . El internet es un costo por parte del equipo ya que al no haber arriendo de oficina se hará la compra de un plan de internet por integrante durante los 4 meses.  Los sueldos son de 1.500.000 según las referencias de sueldos en internet y calculando según las horas correspondientes. Los hosting del proyecto son dos , uno para el sistema y otro para la base de datos .El hosting del sistema en general será aplicado al final del proyecto para que la pagina cuente con un url, por otra parte, el hosting de base de datos será contratado por la duración del proyecto. Además de todo lo mencionado anteriormente se dedicará presupuesto para todo el cableado que conlleva instalar el sistema en el restaurante para poder conectar todos los elementos necesarios.</w:t>
       </w:r>
     </w:p>
     <w:tbl>
@@ -1108,6 +1123,7 @@
           </w:tcPr>
           <w:p>
             <w:r>
+              <w:lastRenderedPageBreak/>
               <w:t>Tablets</w:t>
             </w:r>
           </w:p>
@@ -1195,7 +1211,6 @@
           </w:tcPr>
           <w:p>
             <w:r>
-              <w:lastRenderedPageBreak/>
               <w:t xml:space="preserve">Internet </w:t>
             </w:r>
           </w:p>
@@ -1251,10 +1266,7 @@
           </w:tcPr>
           <w:p>
             <w:r>
-              <w:t>$1.50</w:t>
-            </w:r>
-            <w:r>
-              <w:t>0.000</w:t>
+              <w:t>$1.500.000</w:t>
             </w:r>
           </w:p>
         </w:tc>
@@ -1482,24 +1494,8 @@
     </w:p>
     <w:p>
       <w:r>
-        <w:t xml:space="preserve">Para poder financiar nuestro proyecto y poder abarcar todos los costos que este </w:t>
-      </w:r>
-      <w:proofErr w:type="gramStart"/>
-      <w:r>
-        <w:t>implica ,hicimos</w:t>
-      </w:r>
-      <w:proofErr w:type="gramEnd"/>
-      <w:r>
-        <w:t xml:space="preserve"> la solicitud de un crédito de $25.000.000 el cual será dividido en 4 cuotas (duración del proyecto) .Estas cuotas serán utilizadas para todos los gas</w:t>
-      </w:r>
-      <w:r>
-        <w:t xml:space="preserve">tos que no pueda cubrir el adelanto del cliente. Se buscó no solicitar una cuota demasiado grande debido a que debe existir alguna ganancia de este proyecto y estas cuotas deben estar pagadas en su totalidad al momento de terminar el </w:t>
-      </w:r>
-      <w:proofErr w:type="gramStart"/>
-      <w:r>
-        <w:t>proyecto .</w:t>
-      </w:r>
-      <w:proofErr w:type="gramEnd"/>
+        <w:t>Para poder financiar nuestro proyecto y poder abarcar todos los costos que este implica ,hicimos la solicitud de un crédito de $25.000.000 el cual será dividido en 4 cuotas (duración del proyecto) .Estas cuotas serán utilizadas para todos los gastos que no pueda cubrir el adelanto del cliente. Se buscó no solicitar una cuota demasiado grande debido a que debe existir alguna ganancia de este proyecto y estas cuotas deben estar pagadas en su totalidad al momento de terminar el proyecto .</w:t>
+      </w:r>
     </w:p>
     <w:tbl>
       <w:tblPr>
@@ -1553,13 +1549,7 @@
               <w:rPr>
                 <w:color w:val="000000"/>
               </w:rPr>
-              <w:t>Prec</w:t>
-            </w:r>
-            <w:r>
-              <w:rPr>
-                <w:color w:val="000000"/>
-              </w:rPr>
-              <w:t>io Unitario cuotas</w:t>
+              <w:t>Precio Unitario cuotas</w:t>
             </w:r>
           </w:p>
         </w:tc>
@@ -1685,21 +1675,7 @@
     </w:p>
     <w:p>
       <w:r>
-        <w:t>Como se puede apreciar en la tabla nuestra inversión total es de $63.000.000, este valor contiene tanto el abono por parte del cliente</w:t>
-      </w:r>
-      <w:r>
-        <w:t xml:space="preserve"> y el préstamo solicitado al banco por parte del equipo. El costo total contiene todos los gastos mencionados anteriormente en donde se incluyen compras de material, servicios </w:t>
-      </w:r>
-      <w:proofErr w:type="gramStart"/>
-      <w:r>
-        <w:t>generales ,</w:t>
-      </w:r>
-      <w:proofErr w:type="gramEnd"/>
-      <w:r>
-        <w:t xml:space="preserve"> sueldos y mantenedor. El precio de venta es de $108.500.000, este in</w:t>
-      </w:r>
-      <w:r>
-        <w:t>cluye los abonos hechos antes por el cliente, además se busca que el equipo tenga una ganancia a pesar de pagar el crédito.</w:t>
+        <w:t>Como se puede apreciar en la tabla nuestra inversión total es de $63.000.000, este valor contiene tanto el abono por parte del cliente y el préstamo solicitado al banco por parte del equipo. El costo total contiene todos los gastos mencionados anteriormente en donde se incluyen compras de material, servicios generales , sueldos y mantenedor. El precio de venta es de $108.500.000, este incluye los abonos hechos antes por el cliente, además se busca que el equipo tenga una ganancia a pesar de pagar el crédito.</w:t>
       </w:r>
     </w:p>
     <w:tbl>
@@ -1896,6 +1872,7 @@
     <w:p/>
     <w:p>
       <w:r>
+        <w:lastRenderedPageBreak/>
         <w:t>A continuación, se pueden observar nuestros indicadores de proyecto, estos indican las siguientes cosas</w:t>
       </w:r>
     </w:p>
@@ -1904,14 +1881,10 @@
         <w:rPr>
           <w:b/>
         </w:rPr>
-        <w:lastRenderedPageBreak/>
         <w:t>VAN</w:t>
       </w:r>
       <w:r>
-        <w:t>: El valor actual neto (VAN) es un indicador financiero que sirve para determinar la viabilidad de un proyecto. Si tras medir los flujos de los futur</w:t>
-      </w:r>
-      <w:r>
-        <w:t>os ingresos y egresos y descontar la inversión inicial queda alguna ganancia, el proyecto es viable</w:t>
+        <w:t>: El valor actual neto (VAN) es un indicador financiero que sirve para determinar la viabilidad de un proyecto. Si tras medir los flujos de los futuros ingresos y egresos y descontar la inversión inicial queda alguna ganancia, el proyecto es viable</w:t>
       </w:r>
     </w:p>
     <w:p>
@@ -1933,10 +1906,7 @@
         <w:t>Playback</w:t>
       </w:r>
       <w:r>
-        <w:t>: Tiempo de reto</w:t>
-      </w:r>
-      <w:r>
-        <w:t>rno de la inversión en un determinado proyecto.</w:t>
+        <w:t>: Tiempo de retorno de la inversión en un determinado proyecto.</w:t>
       </w:r>
     </w:p>
     <w:tbl>
@@ -2118,23 +2088,12 @@
     </w:p>
     <w:p>
       <w:r>
-        <w:t xml:space="preserve">Nuestro proyecto cuenta con diversos gastos pero como equipo buscamos la manera de poder costear todos estos además de poder obtener una ganancia de la venta </w:t>
-      </w:r>
-      <w:proofErr w:type="gramStart"/>
-      <w:r>
-        <w:t>de  nuestro</w:t>
-      </w:r>
-      <w:proofErr w:type="gramEnd"/>
-      <w:r>
-        <w:t xml:space="preserve"> proyecto.</w:t>
+        <w:t>Nuestro proyecto cuenta con diversos gastos pero como equipo buscamos la manera de poder costear todos estos además de poder obtener una ganancia de la venta de  nuestro proyecto.</w:t>
       </w:r>
     </w:p>
     <w:p>
       <w:r>
-        <w:t xml:space="preserve">A pesar de todo nuestro proyecto es viable ya que los indicadores son todos </w:t>
-      </w:r>
-      <w:r>
-        <w:t xml:space="preserve">positivos lo cual nos lleva a llevar a cabo nuestro proyecto. </w:t>
+        <w:t xml:space="preserve">A pesar de todo nuestro proyecto es viable ya que los indicadores son todos positivos lo cual nos lleva a llevar a cabo nuestro proyecto. </w:t>
       </w:r>
     </w:p>
     <w:sectPr>
@@ -2154,7 +2113,7 @@
 </file>
 
 <file path=word/endnotes.xml><?xml version="1.0" encoding="utf-8"?>
-<w:endnotes xmlns:wpc="http://schemas.microsoft.com/office/word/2010/wordprocessingCanvas" xmlns:cx="http://schemas.microsoft.com/office/drawing/2014/chartex" xmlns:cx1="http://schemas.microsoft.com/office/drawing/2015/9/8/chartex" xmlns:cx2="http://schemas.microsoft.com/office/drawing/2015/10/21/chartex" xmlns:cx3="http://schemas.microsoft.com/office/drawing/2016/5/9/chartex" xmlns:cx4="http://schemas.microsoft.com/office/drawing/2016/5/10/chartex" xmlns:cx5="http://schemas.microsoft.com/office/drawing/2016/5/11/chartex" xmlns:cx6="http://schemas.microsoft.com/office/drawing/2016/5/12/chartex" xmlns:cx7="http://schemas.microsoft.com/office/drawing/2016/5/13/chartex" xmlns:cx8="http://schemas.microsoft.com/office/drawing/2016/5/14/chartex" xmlns:mc="http://schemas.openxmlformats.org/markup-compatibility/2006" xmlns:aink="http://schemas.microsoft.com/office/drawing/2016/ink" xmlns:am3d="http://schemas.microsoft.com/office/drawing/2017/model3d" xmlns:o="urn:schemas-microsoft-com:office:office" xmlns:oel="http://schemas.microsoft.com/office/2019/extlst" xmlns:r="http://schemas.openxmlformats.org/officeDocument/2006/relationships" xmlns:m="http://schemas.openxmlformats.org/officeDocument/2006/math" xmlns:v="urn:schemas-microsoft-com:vml" xmlns:wp14="http://schemas.microsoft.com/office/word/2010/wordprocessingDrawing" xmlns:wp="http://schemas.openxmlformats.org/drawingml/2006/wordprocessingDrawing" xmlns:w10="urn:schemas-microsoft-com:office:word" xmlns:w="http://schemas.openxmlformats.org/wordprocessingml/2006/main" xmlns:w14="http://schemas.microsoft.com/office/word/2010/wordml" xmlns:w15="http://schemas.microsoft.com/office/word/2012/wordml" xmlns:w16cex="http://schemas.microsoft.com/office/word/2018/wordml/cex" xmlns:w16cid="http://schemas.microsoft.com/office/word/2016/wordml/cid" xmlns:w16="http://schemas.microsoft.com/office/word/2018/wordml" xmlns:w16sdtdh="http://schemas.microsoft.com/office/word/2020/wordml/sdtdatahash" xmlns:w16se="http://schemas.microsoft.com/office/word/2015/wordml/symex" xmlns:wpg="http://schemas.microsoft.com/office/word/2010/wordprocessingGroup" xmlns:wpi="http://schemas.microsoft.com/office/word/2010/wordprocessingInk" xmlns:wne="http://schemas.microsoft.com/office/word/2006/wordml" xmlns:wps="http://schemas.microsoft.com/office/word/2010/wordprocessingShape" mc:Ignorable="w14 w15 w16se w16cid w16 w16cex w16sdtdh wp14">
+<w:endnotes xmlns:wpc="http://schemas.microsoft.com/office/word/2010/wordprocessingCanvas" xmlns:cx="http://schemas.microsoft.com/office/drawing/2014/chartex" xmlns:cx1="http://schemas.microsoft.com/office/drawing/2015/9/8/chartex" xmlns:cx2="http://schemas.microsoft.com/office/drawing/2015/10/21/chartex" xmlns:cx3="http://schemas.microsoft.com/office/drawing/2016/5/9/chartex" xmlns:cx4="http://schemas.microsoft.com/office/drawing/2016/5/10/chartex" xmlns:cx5="http://schemas.microsoft.com/office/drawing/2016/5/11/chartex" xmlns:cx6="http://schemas.microsoft.com/office/drawing/2016/5/12/chartex" xmlns:cx7="http://schemas.microsoft.com/office/drawing/2016/5/13/chartex" xmlns:cx8="http://schemas.microsoft.com/office/drawing/2016/5/14/chartex" xmlns:mc="http://schemas.openxmlformats.org/markup-compatibility/2006" xmlns:aink="http://schemas.microsoft.com/office/drawing/2016/ink" xmlns:am3d="http://schemas.microsoft.com/office/drawing/2017/model3d" xmlns:o="urn:schemas-microsoft-com:office:office" xmlns:r="http://schemas.openxmlformats.org/officeDocument/2006/relationships" xmlns:m="http://schemas.openxmlformats.org/officeDocument/2006/math" xmlns:v="urn:schemas-microsoft-com:vml" xmlns:wp14="http://schemas.microsoft.com/office/word/2010/wordprocessingDrawing" xmlns:wp="http://schemas.openxmlformats.org/drawingml/2006/wordprocessingDrawing" xmlns:w10="urn:schemas-microsoft-com:office:word" xmlns:w="http://schemas.openxmlformats.org/wordprocessingml/2006/main" xmlns:w14="http://schemas.microsoft.com/office/word/2010/wordml" xmlns:w15="http://schemas.microsoft.com/office/word/2012/wordml" xmlns:w16cex="http://schemas.microsoft.com/office/word/2018/wordml/cex" xmlns:w16cid="http://schemas.microsoft.com/office/word/2016/wordml/cid" xmlns:w16="http://schemas.microsoft.com/office/word/2018/wordml" xmlns:w16sdtdh="http://schemas.microsoft.com/office/word/2020/wordml/sdtdatahash" xmlns:w16se="http://schemas.microsoft.com/office/word/2015/wordml/symex" xmlns:wpg="http://schemas.microsoft.com/office/word/2010/wordprocessingGroup" xmlns:wpi="http://schemas.microsoft.com/office/word/2010/wordprocessingInk" xmlns:wne="http://schemas.microsoft.com/office/word/2006/wordml" xmlns:wps="http://schemas.microsoft.com/office/word/2010/wordprocessingShape" mc:Ignorable="w14 w15 w16se w16cid w16 w16cex w16sdtdh wp14">
   <w:endnote w:type="separator" w:id="-1">
     <w:p>
       <w:pPr>
@@ -2179,7 +2138,7 @@
 </file>
 
 <file path=word/footer1.xml><?xml version="1.0" encoding="utf-8"?>
-<w:ftr xmlns:wpc="http://schemas.microsoft.com/office/word/2010/wordprocessingCanvas" xmlns:cx="http://schemas.microsoft.com/office/drawing/2014/chartex" xmlns:cx1="http://schemas.microsoft.com/office/drawing/2015/9/8/chartex" xmlns:cx2="http://schemas.microsoft.com/office/drawing/2015/10/21/chartex" xmlns:cx3="http://schemas.microsoft.com/office/drawing/2016/5/9/chartex" xmlns:cx4="http://schemas.microsoft.com/office/drawing/2016/5/10/chartex" xmlns:cx5="http://schemas.microsoft.com/office/drawing/2016/5/11/chartex" xmlns:cx6="http://schemas.microsoft.com/office/drawing/2016/5/12/chartex" xmlns:cx7="http://schemas.microsoft.com/office/drawing/2016/5/13/chartex" xmlns:cx8="http://schemas.microsoft.com/office/drawing/2016/5/14/chartex" xmlns:mc="http://schemas.openxmlformats.org/markup-compatibility/2006" xmlns:aink="http://schemas.microsoft.com/office/drawing/2016/ink" xmlns:am3d="http://schemas.microsoft.com/office/drawing/2017/model3d" xmlns:o="urn:schemas-microsoft-com:office:office" xmlns:oel="http://schemas.microsoft.com/office/2019/extlst" xmlns:r="http://schemas.openxmlformats.org/officeDocument/2006/relationships" xmlns:m="http://schemas.openxmlformats.org/officeDocument/2006/math" xmlns:v="urn:schemas-microsoft-com:vml" xmlns:wp14="http://schemas.microsoft.com/office/word/2010/wordprocessingDrawing" xmlns:wp="http://schemas.openxmlformats.org/drawingml/2006/wordprocessingDrawing" xmlns:w10="urn:schemas-microsoft-com:office:word" xmlns:w="http://schemas.openxmlformats.org/wordprocessingml/2006/main" xmlns:w14="http://schemas.microsoft.com/office/word/2010/wordml" xmlns:w15="http://schemas.microsoft.com/office/word/2012/wordml" xmlns:w16cex="http://schemas.microsoft.com/office/word/2018/wordml/cex" xmlns:w16cid="http://schemas.microsoft.com/office/word/2016/wordml/cid" xmlns:w16="http://schemas.microsoft.com/office/word/2018/wordml" xmlns:w16sdtdh="http://schemas.microsoft.com/office/word/2020/wordml/sdtdatahash" xmlns:w16se="http://schemas.microsoft.com/office/word/2015/wordml/symex" xmlns:wpg="http://schemas.microsoft.com/office/word/2010/wordprocessingGroup" xmlns:wpi="http://schemas.microsoft.com/office/word/2010/wordprocessingInk" xmlns:wne="http://schemas.microsoft.com/office/word/2006/wordml" xmlns:wps="http://schemas.microsoft.com/office/word/2010/wordprocessingShape" mc:Ignorable="w14 w15 w16se w16cid w16 w16cex w16sdtdh wp14">
+<w:ftr xmlns:wpc="http://schemas.microsoft.com/office/word/2010/wordprocessingCanvas" xmlns:cx="http://schemas.microsoft.com/office/drawing/2014/chartex" xmlns:cx1="http://schemas.microsoft.com/office/drawing/2015/9/8/chartex" xmlns:cx2="http://schemas.microsoft.com/office/drawing/2015/10/21/chartex" xmlns:cx3="http://schemas.microsoft.com/office/drawing/2016/5/9/chartex" xmlns:cx4="http://schemas.microsoft.com/office/drawing/2016/5/10/chartex" xmlns:cx5="http://schemas.microsoft.com/office/drawing/2016/5/11/chartex" xmlns:cx6="http://schemas.microsoft.com/office/drawing/2016/5/12/chartex" xmlns:cx7="http://schemas.microsoft.com/office/drawing/2016/5/13/chartex" xmlns:cx8="http://schemas.microsoft.com/office/drawing/2016/5/14/chartex" xmlns:mc="http://schemas.openxmlformats.org/markup-compatibility/2006" xmlns:aink="http://schemas.microsoft.com/office/drawing/2016/ink" xmlns:am3d="http://schemas.microsoft.com/office/drawing/2017/model3d" xmlns:o="urn:schemas-microsoft-com:office:office" xmlns:r="http://schemas.openxmlformats.org/officeDocument/2006/relationships" xmlns:m="http://schemas.openxmlformats.org/officeDocument/2006/math" xmlns:v="urn:schemas-microsoft-com:vml" xmlns:wp14="http://schemas.microsoft.com/office/word/2010/wordprocessingDrawing" xmlns:wp="http://schemas.openxmlformats.org/drawingml/2006/wordprocessingDrawing" xmlns:w10="urn:schemas-microsoft-com:office:word" xmlns:w="http://schemas.openxmlformats.org/wordprocessingml/2006/main" xmlns:w14="http://schemas.microsoft.com/office/word/2010/wordml" xmlns:w15="http://schemas.microsoft.com/office/word/2012/wordml" xmlns:w16cex="http://schemas.microsoft.com/office/word/2018/wordml/cex" xmlns:w16cid="http://schemas.microsoft.com/office/word/2016/wordml/cid" xmlns:w16="http://schemas.microsoft.com/office/word/2018/wordml" xmlns:w16sdtdh="http://schemas.microsoft.com/office/word/2020/wordml/sdtdatahash" xmlns:w16se="http://schemas.microsoft.com/office/word/2015/wordml/symex" xmlns:wpg="http://schemas.microsoft.com/office/word/2010/wordprocessingGroup" xmlns:wpi="http://schemas.microsoft.com/office/word/2010/wordprocessingInk" xmlns:wne="http://schemas.microsoft.com/office/word/2006/wordml" xmlns:wps="http://schemas.microsoft.com/office/word/2010/wordprocessingShape" mc:Ignorable="w14 w15 w16se w16cid w16 w16cex w16sdtdh wp14">
   <w:p>
     <w:pPr>
       <w:pBdr>
@@ -2203,7 +2162,7 @@
 </file>
 
 <file path=word/footer2.xml><?xml version="1.0" encoding="utf-8"?>
-<w:ftr xmlns:wpc="http://schemas.microsoft.com/office/word/2010/wordprocessingCanvas" xmlns:cx="http://schemas.microsoft.com/office/drawing/2014/chartex" xmlns:cx1="http://schemas.microsoft.com/office/drawing/2015/9/8/chartex" xmlns:cx2="http://schemas.microsoft.com/office/drawing/2015/10/21/chartex" xmlns:cx3="http://schemas.microsoft.com/office/drawing/2016/5/9/chartex" xmlns:cx4="http://schemas.microsoft.com/office/drawing/2016/5/10/chartex" xmlns:cx5="http://schemas.microsoft.com/office/drawing/2016/5/11/chartex" xmlns:cx6="http://schemas.microsoft.com/office/drawing/2016/5/12/chartex" xmlns:cx7="http://schemas.microsoft.com/office/drawing/2016/5/13/chartex" xmlns:cx8="http://schemas.microsoft.com/office/drawing/2016/5/14/chartex" xmlns:mc="http://schemas.openxmlformats.org/markup-compatibility/2006" xmlns:aink="http://schemas.microsoft.com/office/drawing/2016/ink" xmlns:am3d="http://schemas.microsoft.com/office/drawing/2017/model3d" xmlns:o="urn:schemas-microsoft-com:office:office" xmlns:oel="http://schemas.microsoft.com/office/2019/extlst" xmlns:r="http://schemas.openxmlformats.org/officeDocument/2006/relationships" xmlns:m="http://schemas.openxmlformats.org/officeDocument/2006/math" xmlns:v="urn:schemas-microsoft-com:vml" xmlns:wp14="http://schemas.microsoft.com/office/word/2010/wordprocessingDrawing" xmlns:wp="http://schemas.openxmlformats.org/drawingml/2006/wordprocessingDrawing" xmlns:w10="urn:schemas-microsoft-com:office:word" xmlns:w="http://schemas.openxmlformats.org/wordprocessingml/2006/main" xmlns:w14="http://schemas.microsoft.com/office/word/2010/wordml" xmlns:w15="http://schemas.microsoft.com/office/word/2012/wordml" xmlns:w16cex="http://schemas.microsoft.com/office/word/2018/wordml/cex" xmlns:w16cid="http://schemas.microsoft.com/office/word/2016/wordml/cid" xmlns:w16="http://schemas.microsoft.com/office/word/2018/wordml" xmlns:w16sdtdh="http://schemas.microsoft.com/office/word/2020/wordml/sdtdatahash" xmlns:w16se="http://schemas.microsoft.com/office/word/2015/wordml/symex" xmlns:wpg="http://schemas.microsoft.com/office/word/2010/wordprocessingGroup" xmlns:wpi="http://schemas.microsoft.com/office/word/2010/wordprocessingInk" xmlns:wne="http://schemas.microsoft.com/office/word/2006/wordml" xmlns:wps="http://schemas.microsoft.com/office/word/2010/wordprocessingShape" mc:Ignorable="w14 w15 w16se w16cid w16 w16cex w16sdtdh wp14">
+<w:ftr xmlns:wpc="http://schemas.microsoft.com/office/word/2010/wordprocessingCanvas" xmlns:cx="http://schemas.microsoft.com/office/drawing/2014/chartex" xmlns:cx1="http://schemas.microsoft.com/office/drawing/2015/9/8/chartex" xmlns:cx2="http://schemas.microsoft.com/office/drawing/2015/10/21/chartex" xmlns:cx3="http://schemas.microsoft.com/office/drawing/2016/5/9/chartex" xmlns:cx4="http://schemas.microsoft.com/office/drawing/2016/5/10/chartex" xmlns:cx5="http://schemas.microsoft.com/office/drawing/2016/5/11/chartex" xmlns:cx6="http://schemas.microsoft.com/office/drawing/2016/5/12/chartex" xmlns:cx7="http://schemas.microsoft.com/office/drawing/2016/5/13/chartex" xmlns:cx8="http://schemas.microsoft.com/office/drawing/2016/5/14/chartex" xmlns:mc="http://schemas.openxmlformats.org/markup-compatibility/2006" xmlns:aink="http://schemas.microsoft.com/office/drawing/2016/ink" xmlns:am3d="http://schemas.microsoft.com/office/drawing/2017/model3d" xmlns:o="urn:schemas-microsoft-com:office:office" xmlns:r="http://schemas.openxmlformats.org/officeDocument/2006/relationships" xmlns:m="http://schemas.openxmlformats.org/officeDocument/2006/math" xmlns:v="urn:schemas-microsoft-com:vml" xmlns:wp14="http://schemas.microsoft.com/office/word/2010/wordprocessingDrawing" xmlns:wp="http://schemas.openxmlformats.org/drawingml/2006/wordprocessingDrawing" xmlns:w10="urn:schemas-microsoft-com:office:word" xmlns:w="http://schemas.openxmlformats.org/wordprocessingml/2006/main" xmlns:w14="http://schemas.microsoft.com/office/word/2010/wordml" xmlns:w15="http://schemas.microsoft.com/office/word/2012/wordml" xmlns:w16cex="http://schemas.microsoft.com/office/word/2018/wordml/cex" xmlns:w16cid="http://schemas.microsoft.com/office/word/2016/wordml/cid" xmlns:w16="http://schemas.microsoft.com/office/word/2018/wordml" xmlns:w16sdtdh="http://schemas.microsoft.com/office/word/2020/wordml/sdtdatahash" xmlns:w16se="http://schemas.microsoft.com/office/word/2015/wordml/symex" xmlns:wpg="http://schemas.microsoft.com/office/word/2010/wordprocessingGroup" xmlns:wpi="http://schemas.microsoft.com/office/word/2010/wordprocessingInk" xmlns:wne="http://schemas.microsoft.com/office/word/2006/wordml" xmlns:wps="http://schemas.microsoft.com/office/word/2010/wordprocessingShape" mc:Ignorable="w14 w15 w16se w16cid w16 w16cex w16sdtdh wp14">
   <w:p>
     <w:pPr>
       <w:pBdr>
@@ -2278,7 +2237,7 @@
 </file>
 
 <file path=word/footer3.xml><?xml version="1.0" encoding="utf-8"?>
-<w:ftr xmlns:wpc="http://schemas.microsoft.com/office/word/2010/wordprocessingCanvas" xmlns:cx="http://schemas.microsoft.com/office/drawing/2014/chartex" xmlns:cx1="http://schemas.microsoft.com/office/drawing/2015/9/8/chartex" xmlns:cx2="http://schemas.microsoft.com/office/drawing/2015/10/21/chartex" xmlns:cx3="http://schemas.microsoft.com/office/drawing/2016/5/9/chartex" xmlns:cx4="http://schemas.microsoft.com/office/drawing/2016/5/10/chartex" xmlns:cx5="http://schemas.microsoft.com/office/drawing/2016/5/11/chartex" xmlns:cx6="http://schemas.microsoft.com/office/drawing/2016/5/12/chartex" xmlns:cx7="http://schemas.microsoft.com/office/drawing/2016/5/13/chartex" xmlns:cx8="http://schemas.microsoft.com/office/drawing/2016/5/14/chartex" xmlns:mc="http://schemas.openxmlformats.org/markup-compatibility/2006" xmlns:aink="http://schemas.microsoft.com/office/drawing/2016/ink" xmlns:am3d="http://schemas.microsoft.com/office/drawing/2017/model3d" xmlns:o="urn:schemas-microsoft-com:office:office" xmlns:oel="http://schemas.microsoft.com/office/2019/extlst" xmlns:r="http://schemas.openxmlformats.org/officeDocument/2006/relationships" xmlns:m="http://schemas.openxmlformats.org/officeDocument/2006/math" xmlns:v="urn:schemas-microsoft-com:vml" xmlns:wp14="http://schemas.microsoft.com/office/word/2010/wordprocessingDrawing" xmlns:wp="http://schemas.openxmlformats.org/drawingml/2006/wordprocessingDrawing" xmlns:w10="urn:schemas-microsoft-com:office:word" xmlns:w="http://schemas.openxmlformats.org/wordprocessingml/2006/main" xmlns:w14="http://schemas.microsoft.com/office/word/2010/wordml" xmlns:w15="http://schemas.microsoft.com/office/word/2012/wordml" xmlns:w16cex="http://schemas.microsoft.com/office/word/2018/wordml/cex" xmlns:w16cid="http://schemas.microsoft.com/office/word/2016/wordml/cid" xmlns:w16="http://schemas.microsoft.com/office/word/2018/wordml" xmlns:w16sdtdh="http://schemas.microsoft.com/office/word/2020/wordml/sdtdatahash" xmlns:w16se="http://schemas.microsoft.com/office/word/2015/wordml/symex" xmlns:wpg="http://schemas.microsoft.com/office/word/2010/wordprocessingGroup" xmlns:wpi="http://schemas.microsoft.com/office/word/2010/wordprocessingInk" xmlns:wne="http://schemas.microsoft.com/office/word/2006/wordml" xmlns:wps="http://schemas.microsoft.com/office/word/2010/wordprocessingShape" mc:Ignorable="w14 w15 w16se w16cid w16 w16cex w16sdtdh wp14">
+<w:ftr xmlns:wpc="http://schemas.microsoft.com/office/word/2010/wordprocessingCanvas" xmlns:cx="http://schemas.microsoft.com/office/drawing/2014/chartex" xmlns:cx1="http://schemas.microsoft.com/office/drawing/2015/9/8/chartex" xmlns:cx2="http://schemas.microsoft.com/office/drawing/2015/10/21/chartex" xmlns:cx3="http://schemas.microsoft.com/office/drawing/2016/5/9/chartex" xmlns:cx4="http://schemas.microsoft.com/office/drawing/2016/5/10/chartex" xmlns:cx5="http://schemas.microsoft.com/office/drawing/2016/5/11/chartex" xmlns:cx6="http://schemas.microsoft.com/office/drawing/2016/5/12/chartex" xmlns:cx7="http://schemas.microsoft.com/office/drawing/2016/5/13/chartex" xmlns:cx8="http://schemas.microsoft.com/office/drawing/2016/5/14/chartex" xmlns:mc="http://schemas.openxmlformats.org/markup-compatibility/2006" xmlns:aink="http://schemas.microsoft.com/office/drawing/2016/ink" xmlns:am3d="http://schemas.microsoft.com/office/drawing/2017/model3d" xmlns:o="urn:schemas-microsoft-com:office:office" xmlns:r="http://schemas.openxmlformats.org/officeDocument/2006/relationships" xmlns:m="http://schemas.openxmlformats.org/officeDocument/2006/math" xmlns:v="urn:schemas-microsoft-com:vml" xmlns:wp14="http://schemas.microsoft.com/office/word/2010/wordprocessingDrawing" xmlns:wp="http://schemas.openxmlformats.org/drawingml/2006/wordprocessingDrawing" xmlns:w10="urn:schemas-microsoft-com:office:word" xmlns:w="http://schemas.openxmlformats.org/wordprocessingml/2006/main" xmlns:w14="http://schemas.microsoft.com/office/word/2010/wordml" xmlns:w15="http://schemas.microsoft.com/office/word/2012/wordml" xmlns:w16cex="http://schemas.microsoft.com/office/word/2018/wordml/cex" xmlns:w16cid="http://schemas.microsoft.com/office/word/2016/wordml/cid" xmlns:w16="http://schemas.microsoft.com/office/word/2018/wordml" xmlns:w16sdtdh="http://schemas.microsoft.com/office/word/2020/wordml/sdtdatahash" xmlns:w16se="http://schemas.microsoft.com/office/word/2015/wordml/symex" xmlns:wpg="http://schemas.microsoft.com/office/word/2010/wordprocessingGroup" xmlns:wpi="http://schemas.microsoft.com/office/word/2010/wordprocessingInk" xmlns:wne="http://schemas.microsoft.com/office/word/2006/wordml" xmlns:wps="http://schemas.microsoft.com/office/word/2010/wordprocessingShape" mc:Ignorable="w14 w15 w16se w16cid w16 w16cex w16sdtdh wp14">
   <w:p>
     <w:pPr>
       <w:pBdr>
@@ -2302,7 +2261,7 @@
 </file>
 
 <file path=word/footnotes.xml><?xml version="1.0" encoding="utf-8"?>
-<w:footnotes xmlns:wpc="http://schemas.microsoft.com/office/word/2010/wordprocessingCanvas" xmlns:cx="http://schemas.microsoft.com/office/drawing/2014/chartex" xmlns:cx1="http://schemas.microsoft.com/office/drawing/2015/9/8/chartex" xmlns:cx2="http://schemas.microsoft.com/office/drawing/2015/10/21/chartex" xmlns:cx3="http://schemas.microsoft.com/office/drawing/2016/5/9/chartex" xmlns:cx4="http://schemas.microsoft.com/office/drawing/2016/5/10/chartex" xmlns:cx5="http://schemas.microsoft.com/office/drawing/2016/5/11/chartex" xmlns:cx6="http://schemas.microsoft.com/office/drawing/2016/5/12/chartex" xmlns:cx7="http://schemas.microsoft.com/office/drawing/2016/5/13/chartex" xmlns:cx8="http://schemas.microsoft.com/office/drawing/2016/5/14/chartex" xmlns:mc="http://schemas.openxmlformats.org/markup-compatibility/2006" xmlns:aink="http://schemas.microsoft.com/office/drawing/2016/ink" xmlns:am3d="http://schemas.microsoft.com/office/drawing/2017/model3d" xmlns:o="urn:schemas-microsoft-com:office:office" xmlns:oel="http://schemas.microsoft.com/office/2019/extlst" xmlns:r="http://schemas.openxmlformats.org/officeDocument/2006/relationships" xmlns:m="http://schemas.openxmlformats.org/officeDocument/2006/math" xmlns:v="urn:schemas-microsoft-com:vml" xmlns:wp14="http://schemas.microsoft.com/office/word/2010/wordprocessingDrawing" xmlns:wp="http://schemas.openxmlformats.org/drawingml/2006/wordprocessingDrawing" xmlns:w10="urn:schemas-microsoft-com:office:word" xmlns:w="http://schemas.openxmlformats.org/wordprocessingml/2006/main" xmlns:w14="http://schemas.microsoft.com/office/word/2010/wordml" xmlns:w15="http://schemas.microsoft.com/office/word/2012/wordml" xmlns:w16cex="http://schemas.microsoft.com/office/word/2018/wordml/cex" xmlns:w16cid="http://schemas.microsoft.com/office/word/2016/wordml/cid" xmlns:w16="http://schemas.microsoft.com/office/word/2018/wordml" xmlns:w16sdtdh="http://schemas.microsoft.com/office/word/2020/wordml/sdtdatahash" xmlns:w16se="http://schemas.microsoft.com/office/word/2015/wordml/symex" xmlns:wpg="http://schemas.microsoft.com/office/word/2010/wordprocessingGroup" xmlns:wpi="http://schemas.microsoft.com/office/word/2010/wordprocessingInk" xmlns:wne="http://schemas.microsoft.com/office/word/2006/wordml" xmlns:wps="http://schemas.microsoft.com/office/word/2010/wordprocessingShape" mc:Ignorable="w14 w15 w16se w16cid w16 w16cex w16sdtdh wp14">
+<w:footnotes xmlns:wpc="http://schemas.microsoft.com/office/word/2010/wordprocessingCanvas" xmlns:cx="http://schemas.microsoft.com/office/drawing/2014/chartex" xmlns:cx1="http://schemas.microsoft.com/office/drawing/2015/9/8/chartex" xmlns:cx2="http://schemas.microsoft.com/office/drawing/2015/10/21/chartex" xmlns:cx3="http://schemas.microsoft.com/office/drawing/2016/5/9/chartex" xmlns:cx4="http://schemas.microsoft.com/office/drawing/2016/5/10/chartex" xmlns:cx5="http://schemas.microsoft.com/office/drawing/2016/5/11/chartex" xmlns:cx6="http://schemas.microsoft.com/office/drawing/2016/5/12/chartex" xmlns:cx7="http://schemas.microsoft.com/office/drawing/2016/5/13/chartex" xmlns:cx8="http://schemas.microsoft.com/office/drawing/2016/5/14/chartex" xmlns:mc="http://schemas.openxmlformats.org/markup-compatibility/2006" xmlns:aink="http://schemas.microsoft.com/office/drawing/2016/ink" xmlns:am3d="http://schemas.microsoft.com/office/drawing/2017/model3d" xmlns:o="urn:schemas-microsoft-com:office:office" xmlns:r="http://schemas.openxmlformats.org/officeDocument/2006/relationships" xmlns:m="http://schemas.openxmlformats.org/officeDocument/2006/math" xmlns:v="urn:schemas-microsoft-com:vml" xmlns:wp14="http://schemas.microsoft.com/office/word/2010/wordprocessingDrawing" xmlns:wp="http://schemas.openxmlformats.org/drawingml/2006/wordprocessingDrawing" xmlns:w10="urn:schemas-microsoft-com:office:word" xmlns:w="http://schemas.openxmlformats.org/wordprocessingml/2006/main" xmlns:w14="http://schemas.microsoft.com/office/word/2010/wordml" xmlns:w15="http://schemas.microsoft.com/office/word/2012/wordml" xmlns:w16cex="http://schemas.microsoft.com/office/word/2018/wordml/cex" xmlns:w16cid="http://schemas.microsoft.com/office/word/2016/wordml/cid" xmlns:w16="http://schemas.microsoft.com/office/word/2018/wordml" xmlns:w16sdtdh="http://schemas.microsoft.com/office/word/2020/wordml/sdtdatahash" xmlns:w16se="http://schemas.microsoft.com/office/word/2015/wordml/symex" xmlns:wpg="http://schemas.microsoft.com/office/word/2010/wordprocessingGroup" xmlns:wpi="http://schemas.microsoft.com/office/word/2010/wordprocessingInk" xmlns:wne="http://schemas.microsoft.com/office/word/2006/wordml" xmlns:wps="http://schemas.microsoft.com/office/word/2010/wordprocessingShape" mc:Ignorable="w14 w15 w16se w16cid w16 w16cex w16sdtdh wp14">
   <w:footnote w:type="separator" w:id="-1">
     <w:p>
       <w:pPr>
@@ -2327,7 +2286,7 @@
 </file>
 
 <file path=word/header1.xml><?xml version="1.0" encoding="utf-8"?>
-<w:hdr xmlns:wpc="http://schemas.microsoft.com/office/word/2010/wordprocessingCanvas" xmlns:cx="http://schemas.microsoft.com/office/drawing/2014/chartex" xmlns:cx1="http://schemas.microsoft.com/office/drawing/2015/9/8/chartex" xmlns:cx2="http://schemas.microsoft.com/office/drawing/2015/10/21/chartex" xmlns:cx3="http://schemas.microsoft.com/office/drawing/2016/5/9/chartex" xmlns:cx4="http://schemas.microsoft.com/office/drawing/2016/5/10/chartex" xmlns:cx5="http://schemas.microsoft.com/office/drawing/2016/5/11/chartex" xmlns:cx6="http://schemas.microsoft.com/office/drawing/2016/5/12/chartex" xmlns:cx7="http://schemas.microsoft.com/office/drawing/2016/5/13/chartex" xmlns:cx8="http://schemas.microsoft.com/office/drawing/2016/5/14/chartex" xmlns:mc="http://schemas.openxmlformats.org/markup-compatibility/2006" xmlns:aink="http://schemas.microsoft.com/office/drawing/2016/ink" xmlns:am3d="http://schemas.microsoft.com/office/drawing/2017/model3d" xmlns:o="urn:schemas-microsoft-com:office:office" xmlns:oel="http://schemas.microsoft.com/office/2019/extlst" xmlns:r="http://schemas.openxmlformats.org/officeDocument/2006/relationships" xmlns:m="http://schemas.openxmlformats.org/officeDocument/2006/math" xmlns:v="urn:schemas-microsoft-com:vml" xmlns:wp14="http://schemas.microsoft.com/office/word/2010/wordprocessingDrawing" xmlns:wp="http://schemas.openxmlformats.org/drawingml/2006/wordprocessingDrawing" xmlns:w10="urn:schemas-microsoft-com:office:word" xmlns:w="http://schemas.openxmlformats.org/wordprocessingml/2006/main" xmlns:w14="http://schemas.microsoft.com/office/word/2010/wordml" xmlns:w15="http://schemas.microsoft.com/office/word/2012/wordml" xmlns:w16cex="http://schemas.microsoft.com/office/word/2018/wordml/cex" xmlns:w16cid="http://schemas.microsoft.com/office/word/2016/wordml/cid" xmlns:w16="http://schemas.microsoft.com/office/word/2018/wordml" xmlns:w16sdtdh="http://schemas.microsoft.com/office/word/2020/wordml/sdtdatahash" xmlns:w16se="http://schemas.microsoft.com/office/word/2015/wordml/symex" xmlns:wpg="http://schemas.microsoft.com/office/word/2010/wordprocessingGroup" xmlns:wpi="http://schemas.microsoft.com/office/word/2010/wordprocessingInk" xmlns:wne="http://schemas.microsoft.com/office/word/2006/wordml" xmlns:wps="http://schemas.microsoft.com/office/word/2010/wordprocessingShape" mc:Ignorable="w14 w15 w16se w16cid w16 w16cex w16sdtdh wp14">
+<w:hdr xmlns:wpc="http://schemas.microsoft.com/office/word/2010/wordprocessingCanvas" xmlns:cx="http://schemas.microsoft.com/office/drawing/2014/chartex" xmlns:cx1="http://schemas.microsoft.com/office/drawing/2015/9/8/chartex" xmlns:cx2="http://schemas.microsoft.com/office/drawing/2015/10/21/chartex" xmlns:cx3="http://schemas.microsoft.com/office/drawing/2016/5/9/chartex" xmlns:cx4="http://schemas.microsoft.com/office/drawing/2016/5/10/chartex" xmlns:cx5="http://schemas.microsoft.com/office/drawing/2016/5/11/chartex" xmlns:cx6="http://schemas.microsoft.com/office/drawing/2016/5/12/chartex" xmlns:cx7="http://schemas.microsoft.com/office/drawing/2016/5/13/chartex" xmlns:cx8="http://schemas.microsoft.com/office/drawing/2016/5/14/chartex" xmlns:mc="http://schemas.openxmlformats.org/markup-compatibility/2006" xmlns:aink="http://schemas.microsoft.com/office/drawing/2016/ink" xmlns:am3d="http://schemas.microsoft.com/office/drawing/2017/model3d" xmlns:o="urn:schemas-microsoft-com:office:office" xmlns:r="http://schemas.openxmlformats.org/officeDocument/2006/relationships" xmlns:m="http://schemas.openxmlformats.org/officeDocument/2006/math" xmlns:v="urn:schemas-microsoft-com:vml" xmlns:wp14="http://schemas.microsoft.com/office/word/2010/wordprocessingDrawing" xmlns:wp="http://schemas.openxmlformats.org/drawingml/2006/wordprocessingDrawing" xmlns:w10="urn:schemas-microsoft-com:office:word" xmlns:w="http://schemas.openxmlformats.org/wordprocessingml/2006/main" xmlns:w14="http://schemas.microsoft.com/office/word/2010/wordml" xmlns:w15="http://schemas.microsoft.com/office/word/2012/wordml" xmlns:w16cex="http://schemas.microsoft.com/office/word/2018/wordml/cex" xmlns:w16cid="http://schemas.microsoft.com/office/word/2016/wordml/cid" xmlns:w16="http://schemas.microsoft.com/office/word/2018/wordml" xmlns:w16sdtdh="http://schemas.microsoft.com/office/word/2020/wordml/sdtdatahash" xmlns:w16se="http://schemas.microsoft.com/office/word/2015/wordml/symex" xmlns:wpg="http://schemas.microsoft.com/office/word/2010/wordprocessingGroup" xmlns:wpi="http://schemas.microsoft.com/office/word/2010/wordprocessingInk" xmlns:wne="http://schemas.microsoft.com/office/word/2006/wordml" xmlns:wps="http://schemas.microsoft.com/office/word/2010/wordprocessingShape" mc:Ignorable="w14 w15 w16se w16cid w16 w16cex w16sdtdh wp14">
   <w:p>
     <w:pPr>
       <w:pBdr>
@@ -2351,7 +2310,7 @@
 </file>
 
 <file path=word/header2.xml><?xml version="1.0" encoding="utf-8"?>
-<w:hdr xmlns:wpc="http://schemas.microsoft.com/office/word/2010/wordprocessingCanvas" xmlns:cx="http://schemas.microsoft.com/office/drawing/2014/chartex" xmlns:cx1="http://schemas.microsoft.com/office/drawing/2015/9/8/chartex" xmlns:cx2="http://schemas.microsoft.com/office/drawing/2015/10/21/chartex" xmlns:cx3="http://schemas.microsoft.com/office/drawing/2016/5/9/chartex" xmlns:cx4="http://schemas.microsoft.com/office/drawing/2016/5/10/chartex" xmlns:cx5="http://schemas.microsoft.com/office/drawing/2016/5/11/chartex" xmlns:cx6="http://schemas.microsoft.com/office/drawing/2016/5/12/chartex" xmlns:cx7="http://schemas.microsoft.com/office/drawing/2016/5/13/chartex" xmlns:cx8="http://schemas.microsoft.com/office/drawing/2016/5/14/chartex" xmlns:mc="http://schemas.openxmlformats.org/markup-compatibility/2006" xmlns:aink="http://schemas.microsoft.com/office/drawing/2016/ink" xmlns:am3d="http://schemas.microsoft.com/office/drawing/2017/model3d" xmlns:o="urn:schemas-microsoft-com:office:office" xmlns:oel="http://schemas.microsoft.com/office/2019/extlst" xmlns:r="http://schemas.openxmlformats.org/officeDocument/2006/relationships" xmlns:m="http://schemas.openxmlformats.org/officeDocument/2006/math" xmlns:v="urn:schemas-microsoft-com:vml" xmlns:wp14="http://schemas.microsoft.com/office/word/2010/wordprocessingDrawing" xmlns:wp="http://schemas.openxmlformats.org/drawingml/2006/wordprocessingDrawing" xmlns:w10="urn:schemas-microsoft-com:office:word" xmlns:w="http://schemas.openxmlformats.org/wordprocessingml/2006/main" xmlns:w14="http://schemas.microsoft.com/office/word/2010/wordml" xmlns:w15="http://schemas.microsoft.com/office/word/2012/wordml" xmlns:w16cex="http://schemas.microsoft.com/office/word/2018/wordml/cex" xmlns:w16cid="http://schemas.microsoft.com/office/word/2016/wordml/cid" xmlns:w16="http://schemas.microsoft.com/office/word/2018/wordml" xmlns:w16sdtdh="http://schemas.microsoft.com/office/word/2020/wordml/sdtdatahash" xmlns:w16se="http://schemas.microsoft.com/office/word/2015/wordml/symex" xmlns:wpg="http://schemas.microsoft.com/office/word/2010/wordprocessingGroup" xmlns:wpi="http://schemas.microsoft.com/office/word/2010/wordprocessingInk" xmlns:wne="http://schemas.microsoft.com/office/word/2006/wordml" xmlns:wps="http://schemas.microsoft.com/office/word/2010/wordprocessingShape" mc:Ignorable="w14 w15 w16se w16cid w16 w16cex w16sdtdh wp14">
+<w:hdr xmlns:wpc="http://schemas.microsoft.com/office/word/2010/wordprocessingCanvas" xmlns:cx="http://schemas.microsoft.com/office/drawing/2014/chartex" xmlns:cx1="http://schemas.microsoft.com/office/drawing/2015/9/8/chartex" xmlns:cx2="http://schemas.microsoft.com/office/drawing/2015/10/21/chartex" xmlns:cx3="http://schemas.microsoft.com/office/drawing/2016/5/9/chartex" xmlns:cx4="http://schemas.microsoft.com/office/drawing/2016/5/10/chartex" xmlns:cx5="http://schemas.microsoft.com/office/drawing/2016/5/11/chartex" xmlns:cx6="http://schemas.microsoft.com/office/drawing/2016/5/12/chartex" xmlns:cx7="http://schemas.microsoft.com/office/drawing/2016/5/13/chartex" xmlns:cx8="http://schemas.microsoft.com/office/drawing/2016/5/14/chartex" xmlns:mc="http://schemas.openxmlformats.org/markup-compatibility/2006" xmlns:aink="http://schemas.microsoft.com/office/drawing/2016/ink" xmlns:am3d="http://schemas.microsoft.com/office/drawing/2017/model3d" xmlns:o="urn:schemas-microsoft-com:office:office" xmlns:r="http://schemas.openxmlformats.org/officeDocument/2006/relationships" xmlns:m="http://schemas.openxmlformats.org/officeDocument/2006/math" xmlns:v="urn:schemas-microsoft-com:vml" xmlns:wp14="http://schemas.microsoft.com/office/word/2010/wordprocessingDrawing" xmlns:wp="http://schemas.openxmlformats.org/drawingml/2006/wordprocessingDrawing" xmlns:w10="urn:schemas-microsoft-com:office:word" xmlns:w="http://schemas.openxmlformats.org/wordprocessingml/2006/main" xmlns:w14="http://schemas.microsoft.com/office/word/2010/wordml" xmlns:w15="http://schemas.microsoft.com/office/word/2012/wordml" xmlns:w16cex="http://schemas.microsoft.com/office/word/2018/wordml/cex" xmlns:w16cid="http://schemas.microsoft.com/office/word/2016/wordml/cid" xmlns:w16="http://schemas.microsoft.com/office/word/2018/wordml" xmlns:w16sdtdh="http://schemas.microsoft.com/office/word/2020/wordml/sdtdatahash" xmlns:w16se="http://schemas.microsoft.com/office/word/2015/wordml/symex" xmlns:wpg="http://schemas.microsoft.com/office/word/2010/wordprocessingGroup" xmlns:wpi="http://schemas.microsoft.com/office/word/2010/wordprocessingInk" xmlns:wne="http://schemas.microsoft.com/office/word/2006/wordml" xmlns:wps="http://schemas.microsoft.com/office/word/2010/wordprocessingShape" mc:Ignorable="w14 w15 w16se w16cid w16 w16cex w16sdtdh wp14">
   <w:p>
     <w:pPr>
       <w:pBdr>
@@ -2423,7 +2382,7 @@
 </file>
 
 <file path=word/header3.xml><?xml version="1.0" encoding="utf-8"?>
-<w:hdr xmlns:wpc="http://schemas.microsoft.com/office/word/2010/wordprocessingCanvas" xmlns:cx="http://schemas.microsoft.com/office/drawing/2014/chartex" xmlns:cx1="http://schemas.microsoft.com/office/drawing/2015/9/8/chartex" xmlns:cx2="http://schemas.microsoft.com/office/drawing/2015/10/21/chartex" xmlns:cx3="http://schemas.microsoft.com/office/drawing/2016/5/9/chartex" xmlns:cx4="http://schemas.microsoft.com/office/drawing/2016/5/10/chartex" xmlns:cx5="http://schemas.microsoft.com/office/drawing/2016/5/11/chartex" xmlns:cx6="http://schemas.microsoft.com/office/drawing/2016/5/12/chartex" xmlns:cx7="http://schemas.microsoft.com/office/drawing/2016/5/13/chartex" xmlns:cx8="http://schemas.microsoft.com/office/drawing/2016/5/14/chartex" xmlns:mc="http://schemas.openxmlformats.org/markup-compatibility/2006" xmlns:aink="http://schemas.microsoft.com/office/drawing/2016/ink" xmlns:am3d="http://schemas.microsoft.com/office/drawing/2017/model3d" xmlns:o="urn:schemas-microsoft-com:office:office" xmlns:oel="http://schemas.microsoft.com/office/2019/extlst" xmlns:r="http://schemas.openxmlformats.org/officeDocument/2006/relationships" xmlns:m="http://schemas.openxmlformats.org/officeDocument/2006/math" xmlns:v="urn:schemas-microsoft-com:vml" xmlns:wp14="http://schemas.microsoft.com/office/word/2010/wordprocessingDrawing" xmlns:wp="http://schemas.openxmlformats.org/drawingml/2006/wordprocessingDrawing" xmlns:w10="urn:schemas-microsoft-com:office:word" xmlns:w="http://schemas.openxmlformats.org/wordprocessingml/2006/main" xmlns:w14="http://schemas.microsoft.com/office/word/2010/wordml" xmlns:w15="http://schemas.microsoft.com/office/word/2012/wordml" xmlns:w16cex="http://schemas.microsoft.com/office/word/2018/wordml/cex" xmlns:w16cid="http://schemas.microsoft.com/office/word/2016/wordml/cid" xmlns:w16="http://schemas.microsoft.com/office/word/2018/wordml" xmlns:w16sdtdh="http://schemas.microsoft.com/office/word/2020/wordml/sdtdatahash" xmlns:w16se="http://schemas.microsoft.com/office/word/2015/wordml/symex" xmlns:wpg="http://schemas.microsoft.com/office/word/2010/wordprocessingGroup" xmlns:wpi="http://schemas.microsoft.com/office/word/2010/wordprocessingInk" xmlns:wne="http://schemas.microsoft.com/office/word/2006/wordml" xmlns:wps="http://schemas.microsoft.com/office/word/2010/wordprocessingShape" mc:Ignorable="w14 w15 w16se w16cid w16 w16cex w16sdtdh wp14">
+<w:hdr xmlns:wpc="http://schemas.microsoft.com/office/word/2010/wordprocessingCanvas" xmlns:cx="http://schemas.microsoft.com/office/drawing/2014/chartex" xmlns:cx1="http://schemas.microsoft.com/office/drawing/2015/9/8/chartex" xmlns:cx2="http://schemas.microsoft.com/office/drawing/2015/10/21/chartex" xmlns:cx3="http://schemas.microsoft.com/office/drawing/2016/5/9/chartex" xmlns:cx4="http://schemas.microsoft.com/office/drawing/2016/5/10/chartex" xmlns:cx5="http://schemas.microsoft.com/office/drawing/2016/5/11/chartex" xmlns:cx6="http://schemas.microsoft.com/office/drawing/2016/5/12/chartex" xmlns:cx7="http://schemas.microsoft.com/office/drawing/2016/5/13/chartex" xmlns:cx8="http://schemas.microsoft.com/office/drawing/2016/5/14/chartex" xmlns:mc="http://schemas.openxmlformats.org/markup-compatibility/2006" xmlns:aink="http://schemas.microsoft.com/office/drawing/2016/ink" xmlns:am3d="http://schemas.microsoft.com/office/drawing/2017/model3d" xmlns:o="urn:schemas-microsoft-com:office:office" xmlns:r="http://schemas.openxmlformats.org/officeDocument/2006/relationships" xmlns:m="http://schemas.openxmlformats.org/officeDocument/2006/math" xmlns:v="urn:schemas-microsoft-com:vml" xmlns:wp14="http://schemas.microsoft.com/office/word/2010/wordprocessingDrawing" xmlns:wp="http://schemas.openxmlformats.org/drawingml/2006/wordprocessingDrawing" xmlns:w10="urn:schemas-microsoft-com:office:word" xmlns:w="http://schemas.openxmlformats.org/wordprocessingml/2006/main" xmlns:w14="http://schemas.microsoft.com/office/word/2010/wordml" xmlns:w15="http://schemas.microsoft.com/office/word/2012/wordml" xmlns:w16cex="http://schemas.microsoft.com/office/word/2018/wordml/cex" xmlns:w16cid="http://schemas.microsoft.com/office/word/2016/wordml/cid" xmlns:w16="http://schemas.microsoft.com/office/word/2018/wordml" xmlns:w16sdtdh="http://schemas.microsoft.com/office/word/2020/wordml/sdtdatahash" xmlns:w16se="http://schemas.microsoft.com/office/word/2015/wordml/symex" xmlns:wpg="http://schemas.microsoft.com/office/word/2010/wordprocessingGroup" xmlns:wpi="http://schemas.microsoft.com/office/word/2010/wordprocessingInk" xmlns:wne="http://schemas.microsoft.com/office/word/2006/wordml" xmlns:wps="http://schemas.microsoft.com/office/word/2010/wordprocessingShape" mc:Ignorable="w14 w15 w16se w16cid w16 w16cex w16sdtdh wp14">
   <w:p>
     <w:pPr>
       <w:pBdr>
@@ -3217,9 +3176,7 @@
       <w:tblStyleRowBandSize w:val="1"/>
       <w:tblStyleColBandSize w:val="1"/>
       <w:tblCellMar>
-        <w:top w:w="0" w:type="dxa"/>
         <w:left w:w="108" w:type="dxa"/>
-        <w:bottom w:w="0" w:type="dxa"/>
         <w:right w:w="108" w:type="dxa"/>
       </w:tblCellMar>
     </w:tblPr>
@@ -3262,9 +3219,7 @@
       <w:tblStyleRowBandSize w:val="1"/>
       <w:tblStyleColBandSize w:val="1"/>
       <w:tblCellMar>
-        <w:top w:w="0" w:type="dxa"/>
         <w:left w:w="115" w:type="dxa"/>
-        <w:bottom w:w="0" w:type="dxa"/>
         <w:right w:w="115" w:type="dxa"/>
       </w:tblCellMar>
     </w:tblPr>
@@ -3281,9 +3236,7 @@
       <w:tblStyleRowBandSize w:val="1"/>
       <w:tblStyleColBandSize w:val="1"/>
       <w:tblCellMar>
-        <w:top w:w="0" w:type="dxa"/>
         <w:left w:w="108" w:type="dxa"/>
-        <w:bottom w:w="0" w:type="dxa"/>
         <w:right w:w="108" w:type="dxa"/>
       </w:tblCellMar>
     </w:tblPr>
@@ -3332,9 +3285,7 @@
       <w:tblStyleRowBandSize w:val="1"/>
       <w:tblStyleColBandSize w:val="1"/>
       <w:tblCellMar>
-        <w:top w:w="0" w:type="dxa"/>
         <w:left w:w="108" w:type="dxa"/>
-        <w:bottom w:w="0" w:type="dxa"/>
         <w:right w:w="108" w:type="dxa"/>
       </w:tblCellMar>
     </w:tblPr>
@@ -3383,9 +3334,7 @@
       <w:tblStyleRowBandSize w:val="1"/>
       <w:tblStyleColBandSize w:val="1"/>
       <w:tblCellMar>
-        <w:top w:w="0" w:type="dxa"/>
         <w:left w:w="108" w:type="dxa"/>
-        <w:bottom w:w="0" w:type="dxa"/>
         <w:right w:w="108" w:type="dxa"/>
       </w:tblCellMar>
     </w:tblPr>
@@ -3729,8 +3678,8 @@
 <file path=customXml/itemProps1.xml><?xml version="1.0" encoding="utf-8"?>
 <ds:datastoreItem xmlns:ds="http://schemas.openxmlformats.org/officeDocument/2006/customXml" ds:itemID="{11111111-1234-1234-1234-123412341234}">
   <ds:schemaRefs>
+    <ds:schemaRef ds:uri="http://customooxmlschemas.google.com/"/>
     <ds:schemaRef ds:uri="http://schemas.openxmlformats.org/officeDocument/2006/relationships"/>
-    <ds:schemaRef ds:uri="http://customooxmlschemas.google.com/"/>
   </ds:schemaRefs>
 </ds:datastoreItem>
 </file>